--- a/Labs/Lab2/Лабораторная работа №2 (3).docx
+++ b/Labs/Lab2/Лабораторная работа №2 (3).docx
@@ -1,6 +1,6 @@
 
 <file path=word/document.xml><?xml version="1.0" encoding="utf-8"?>
-<w:document xmlns:wpc="http://schemas.microsoft.com/office/word/2010/wordprocessingCanvas" xmlns:cx="http://schemas.microsoft.com/office/drawing/2014/chartex" xmlns:cx1="http://schemas.microsoft.com/office/drawing/2015/9/8/chartex" xmlns:cx2="http://schemas.microsoft.com/office/drawing/2015/10/21/chartex" xmlns:cx3="http://schemas.microsoft.com/office/drawing/2016/5/9/chartex" xmlns:cx4="http://schemas.microsoft.com/office/drawing/2016/5/10/chartex" xmlns:cx5="http://schemas.microsoft.com/office/drawing/2016/5/11/chartex" xmlns:cx6="http://schemas.microsoft.com/office/drawing/2016/5/12/chartex" xmlns:cx7="http://schemas.microsoft.com/office/drawing/2016/5/13/chartex" xmlns:cx8="http://schemas.microsoft.com/office/drawing/2016/5/14/chartex" xmlns:mc="http://schemas.openxmlformats.org/markup-compatibility/2006" xmlns:aink="http://schemas.microsoft.com/office/drawing/2016/ink" xmlns:am3d="http://schemas.microsoft.com/office/drawing/2017/model3d" xmlns:o="urn:schemas-microsoft-com:office:office" xmlns:oel="http://schemas.microsoft.com/office/2019/extlst" xmlns:r="http://schemas.openxmlformats.org/officeDocument/2006/relationships" xmlns:m="http://schemas.openxmlformats.org/officeDocument/2006/math" xmlns:v="urn:schemas-microsoft-com:vml" xmlns:wp14="http://schemas.microsoft.com/office/word/2010/wordprocessingDrawing" xmlns:wp="http://schemas.openxmlformats.org/drawingml/2006/wordprocessingDrawing" xmlns:w10="urn:schemas-microsoft-com:office:word" xmlns:w="http://schemas.openxmlformats.org/wordprocessingml/2006/main" xmlns:w14="http://schemas.microsoft.com/office/word/2010/wordml" xmlns:w15="http://schemas.microsoft.com/office/word/2012/wordml" xmlns:w16cex="http://schemas.microsoft.com/office/word/2018/wordml/cex" xmlns:w16cid="http://schemas.microsoft.com/office/word/2016/wordml/cid" xmlns:w16="http://schemas.microsoft.com/office/word/2018/wordml" xmlns:w16du="http://schemas.microsoft.com/office/word/2023/wordml/word16du" xmlns:w16sdtdh="http://schemas.microsoft.com/office/word/2020/wordml/sdtdatahash" xmlns:w16sdtfl="http://schemas.microsoft.com/office/word/2024/wordml/sdtformatlock" xmlns:w16se="http://schemas.microsoft.com/office/word/2015/wordml/symex" xmlns:wpg="http://schemas.microsoft.com/office/word/2010/wordprocessingGroup" xmlns:wpi="http://schemas.microsoft.com/office/word/2010/wordprocessingInk" xmlns:wne="http://schemas.microsoft.com/office/word/2006/wordml" xmlns:wps="http://schemas.microsoft.com/office/word/2010/wordprocessingShape" mc:Ignorable="w14 w15 w16se w16cid w16 w16cex w16sdtdh w16sdtfl w16du wp14">
+<w:document xmlns:wpc="http://schemas.microsoft.com/office/word/2010/wordprocessingCanvas" xmlns:cx="http://schemas.microsoft.com/office/drawing/2014/chartex" xmlns:cx1="http://schemas.microsoft.com/office/drawing/2015/9/8/chartex" xmlns:cx2="http://schemas.microsoft.com/office/drawing/2015/10/21/chartex" xmlns:cx3="http://schemas.microsoft.com/office/drawing/2016/5/9/chartex" xmlns:cx4="http://schemas.microsoft.com/office/drawing/2016/5/10/chartex" xmlns:cx5="http://schemas.microsoft.com/office/drawing/2016/5/11/chartex" xmlns:cx6="http://schemas.microsoft.com/office/drawing/2016/5/12/chartex" xmlns:cx7="http://schemas.microsoft.com/office/drawing/2016/5/13/chartex" xmlns:cx8="http://schemas.microsoft.com/office/drawing/2016/5/14/chartex" xmlns:mc="http://schemas.openxmlformats.org/markup-compatibility/2006" xmlns:aink="http://schemas.microsoft.com/office/drawing/2016/ink" xmlns:am3d="http://schemas.microsoft.com/office/drawing/2017/model3d" xmlns:o="urn:schemas-microsoft-com:office:office" xmlns:r="http://schemas.openxmlformats.org/officeDocument/2006/relationships" xmlns:m="http://schemas.openxmlformats.org/officeDocument/2006/math" xmlns:v="urn:schemas-microsoft-com:vml" xmlns:wp14="http://schemas.microsoft.com/office/word/2010/wordprocessingDrawing" xmlns:wp="http://schemas.openxmlformats.org/drawingml/2006/wordprocessingDrawing" xmlns:w10="urn:schemas-microsoft-com:office:word" xmlns:w="http://schemas.openxmlformats.org/wordprocessingml/2006/main" xmlns:w14="http://schemas.microsoft.com/office/word/2010/wordml" xmlns:w15="http://schemas.microsoft.com/office/word/2012/wordml" xmlns:w16cex="http://schemas.microsoft.com/office/word/2018/wordml/cex" xmlns:w16cid="http://schemas.microsoft.com/office/word/2016/wordml/cid" xmlns:w16="http://schemas.microsoft.com/office/word/2018/wordml" xmlns:w16sdtdh="http://schemas.microsoft.com/office/word/2020/wordml/sdtdatahash" xmlns:w16se="http://schemas.microsoft.com/office/word/2015/wordml/symex" xmlns:wpg="http://schemas.microsoft.com/office/word/2010/wordprocessingGroup" xmlns:wpi="http://schemas.microsoft.com/office/word/2010/wordprocessingInk" xmlns:wne="http://schemas.microsoft.com/office/word/2006/wordml" xmlns:wps="http://schemas.microsoft.com/office/word/2010/wordprocessingShape" mc:Ignorable="w14 w15 w16se w16cid w16 w16cex w16sdtdh wp14">
   <w:body>
     <w:p>
       <w:pPr>
@@ -1127,7 +1127,26 @@
         <w:t>XSS</w:t>
       </w:r>
       <w:r>
-        <w:t>-инъекциями используется</w:t>
+        <w:t>-</w:t>
+      </w:r>
+      <w:proofErr w:type="spellStart"/>
+      <w:r>
+        <w:t>инъек</w:t>
+      </w:r>
+      <w:proofErr w:type="spellEnd"/>
+      <w:r>
+        <w:tab/>
+      </w:r>
+      <w:r>
+        <w:tab/>
+      </w:r>
+      <w:proofErr w:type="spellStart"/>
+      <w:r>
+        <w:t>циями</w:t>
+      </w:r>
+      <w:proofErr w:type="spellEnd"/>
+      <w:r>
+        <w:t xml:space="preserve"> используется</w:t>
       </w:r>
       <w:r>
         <w:t xml:space="preserve"> экранирование </w:t>
@@ -1201,10 +1220,7 @@
     </w:p>
     <w:p>
       <w:r>
-        <w:t xml:space="preserve">Для борьбы с данной уязвимостью можно использовать </w:t>
-      </w:r>
-      <w:r>
-        <w:t xml:space="preserve">ограничения политик или специальный </w:t>
+        <w:t xml:space="preserve">Для борьбы с данной уязвимостью можно использовать ограничения политик или специальный </w:t>
       </w:r>
       <w:r>
         <w:rPr>
@@ -1216,10 +1232,7 @@
         <w:t>-</w:t>
       </w:r>
       <w:r>
-        <w:t>токен</w:t>
-      </w:r>
-      <w:r>
-        <w:t>.</w:t>
+        <w:t>токен.</w:t>
       </w:r>
     </w:p>
     <w:p/>
@@ -1234,7 +1247,7 @@
 </file>
 
 <file path=word/numbering.xml><?xml version="1.0" encoding="utf-8"?>
-<w:numbering xmlns:wpc="http://schemas.microsoft.com/office/word/2010/wordprocessingCanvas" xmlns:cx="http://schemas.microsoft.com/office/drawing/2014/chartex" xmlns:cx1="http://schemas.microsoft.com/office/drawing/2015/9/8/chartex" xmlns:cx2="http://schemas.microsoft.com/office/drawing/2015/10/21/chartex" xmlns:cx3="http://schemas.microsoft.com/office/drawing/2016/5/9/chartex" xmlns:cx4="http://schemas.microsoft.com/office/drawing/2016/5/10/chartex" xmlns:cx5="http://schemas.microsoft.com/office/drawing/2016/5/11/chartex" xmlns:cx6="http://schemas.microsoft.com/office/drawing/2016/5/12/chartex" xmlns:cx7="http://schemas.microsoft.com/office/drawing/2016/5/13/chartex" xmlns:cx8="http://schemas.microsoft.com/office/drawing/2016/5/14/chartex" xmlns:mc="http://schemas.openxmlformats.org/markup-compatibility/2006" xmlns:aink="http://schemas.microsoft.com/office/drawing/2016/ink" xmlns:am3d="http://schemas.microsoft.com/office/drawing/2017/model3d" xmlns:o="urn:schemas-microsoft-com:office:office" xmlns:oel="http://schemas.microsoft.com/office/2019/extlst" xmlns:r="http://schemas.openxmlformats.org/officeDocument/2006/relationships" xmlns:m="http://schemas.openxmlformats.org/officeDocument/2006/math" xmlns:v="urn:schemas-microsoft-com:vml" xmlns:wp14="http://schemas.microsoft.com/office/word/2010/wordprocessingDrawing" xmlns:wp="http://schemas.openxmlformats.org/drawingml/2006/wordprocessingDrawing" xmlns:w10="urn:schemas-microsoft-com:office:word" xmlns:w="http://schemas.openxmlformats.org/wordprocessingml/2006/main" xmlns:w14="http://schemas.microsoft.com/office/word/2010/wordml" xmlns:w15="http://schemas.microsoft.com/office/word/2012/wordml" xmlns:w16cex="http://schemas.microsoft.com/office/word/2018/wordml/cex" xmlns:w16cid="http://schemas.microsoft.com/office/word/2016/wordml/cid" xmlns:w16="http://schemas.microsoft.com/office/word/2018/wordml" xmlns:w16du="http://schemas.microsoft.com/office/word/2023/wordml/word16du" xmlns:w16sdtdh="http://schemas.microsoft.com/office/word/2020/wordml/sdtdatahash" xmlns:w16sdtfl="http://schemas.microsoft.com/office/word/2024/wordml/sdtformatlock" xmlns:w16se="http://schemas.microsoft.com/office/word/2015/wordml/symex" xmlns:wpg="http://schemas.microsoft.com/office/word/2010/wordprocessingGroup" xmlns:wpi="http://schemas.microsoft.com/office/word/2010/wordprocessingInk" xmlns:wne="http://schemas.microsoft.com/office/word/2006/wordml" xmlns:wps="http://schemas.microsoft.com/office/word/2010/wordprocessingShape" mc:Ignorable="w14 w15 w16se w16cid w16 w16cex w16sdtdh w16sdtfl w16du wp14">
+<w:numbering xmlns:wpc="http://schemas.microsoft.com/office/word/2010/wordprocessingCanvas" xmlns:cx="http://schemas.microsoft.com/office/drawing/2014/chartex" xmlns:cx1="http://schemas.microsoft.com/office/drawing/2015/9/8/chartex" xmlns:cx2="http://schemas.microsoft.com/office/drawing/2015/10/21/chartex" xmlns:cx3="http://schemas.microsoft.com/office/drawing/2016/5/9/chartex" xmlns:cx4="http://schemas.microsoft.com/office/drawing/2016/5/10/chartex" xmlns:cx5="http://schemas.microsoft.com/office/drawing/2016/5/11/chartex" xmlns:cx6="http://schemas.microsoft.com/office/drawing/2016/5/12/chartex" xmlns:cx7="http://schemas.microsoft.com/office/drawing/2016/5/13/chartex" xmlns:cx8="http://schemas.microsoft.com/office/drawing/2016/5/14/chartex" xmlns:mc="http://schemas.openxmlformats.org/markup-compatibility/2006" xmlns:aink="http://schemas.microsoft.com/office/drawing/2016/ink" xmlns:am3d="http://schemas.microsoft.com/office/drawing/2017/model3d" xmlns:o="urn:schemas-microsoft-com:office:office" xmlns:r="http://schemas.openxmlformats.org/officeDocument/2006/relationships" xmlns:m="http://schemas.openxmlformats.org/officeDocument/2006/math" xmlns:v="urn:schemas-microsoft-com:vml" xmlns:wp14="http://schemas.microsoft.com/office/word/2010/wordprocessingDrawing" xmlns:wp="http://schemas.openxmlformats.org/drawingml/2006/wordprocessingDrawing" xmlns:w10="urn:schemas-microsoft-com:office:word" xmlns:w="http://schemas.openxmlformats.org/wordprocessingml/2006/main" xmlns:w14="http://schemas.microsoft.com/office/word/2010/wordml" xmlns:w15="http://schemas.microsoft.com/office/word/2012/wordml" xmlns:w16cex="http://schemas.microsoft.com/office/word/2018/wordml/cex" xmlns:w16cid="http://schemas.microsoft.com/office/word/2016/wordml/cid" xmlns:w16="http://schemas.microsoft.com/office/word/2018/wordml" xmlns:w16sdtdh="http://schemas.microsoft.com/office/word/2020/wordml/sdtdatahash" xmlns:w16se="http://schemas.microsoft.com/office/word/2015/wordml/symex" xmlns:wpg="http://schemas.microsoft.com/office/word/2010/wordprocessingGroup" xmlns:wpi="http://schemas.microsoft.com/office/word/2010/wordprocessingInk" xmlns:wne="http://schemas.microsoft.com/office/word/2006/wordml" xmlns:wps="http://schemas.microsoft.com/office/word/2010/wordprocessingShape" mc:Ignorable="w14 w15 w16se w16cid w16 w16cex w16sdtdh wp14">
   <w:abstractNum w:abstractNumId="0" w15:restartNumberingAfterBreak="0">
     <w:nsid w:val="43DA574B"/>
     <w:multiLevelType w:val="hybridMultilevel"/>
@@ -1462,13 +1475,13 @@
     <w:tmpl w:val="68BC61E4"/>
     <w:numStyleLink w:val="a"/>
   </w:abstractNum>
-  <w:num w:numId="1" w16cid:durableId="1386948056">
+  <w:num w:numId="1">
     <w:abstractNumId w:val="1"/>
   </w:num>
-  <w:num w:numId="2" w16cid:durableId="141122171">
+  <w:num w:numId="2">
     <w:abstractNumId w:val="1"/>
   </w:num>
-  <w:num w:numId="3" w16cid:durableId="634676009">
+  <w:num w:numId="3">
     <w:abstractNumId w:val="2"/>
     <w:lvlOverride w:ilvl="0">
       <w:lvl w:ilvl="0">
@@ -1616,7 +1629,7 @@
       </w:lvl>
     </w:lvlOverride>
   </w:num>
-  <w:num w:numId="4" w16cid:durableId="737049000">
+  <w:num w:numId="4">
     <w:abstractNumId w:val="2"/>
     <w:lvlOverride w:ilvl="0">
       <w:lvl w:ilvl="0">
@@ -1764,13 +1777,13 @@
       </w:lvl>
     </w:lvlOverride>
   </w:num>
-  <w:num w:numId="5" w16cid:durableId="460226078">
+  <w:num w:numId="5">
     <w:abstractNumId w:val="1"/>
   </w:num>
-  <w:num w:numId="6" w16cid:durableId="797380273">
+  <w:num w:numId="6">
     <w:abstractNumId w:val="1"/>
   </w:num>
-  <w:num w:numId="7" w16cid:durableId="398093101">
+  <w:num w:numId="7">
     <w:abstractNumId w:val="1"/>
     <w:lvlOverride w:ilvl="0">
       <w:startOverride w:val="1"/>
@@ -1800,14 +1813,14 @@
       <w:startOverride w:val="1"/>
     </w:lvlOverride>
   </w:num>
-  <w:num w:numId="8" w16cid:durableId="1012799574">
+  <w:num w:numId="8">
     <w:abstractNumId w:val="0"/>
   </w:num>
 </w:numbering>
 </file>
 
 <file path=word/styles.xml><?xml version="1.0" encoding="utf-8"?>
-<w:styles xmlns:mc="http://schemas.openxmlformats.org/markup-compatibility/2006" xmlns:r="http://schemas.openxmlformats.org/officeDocument/2006/relationships" xmlns:w="http://schemas.openxmlformats.org/wordprocessingml/2006/main" xmlns:w14="http://schemas.microsoft.com/office/word/2010/wordml" xmlns:w15="http://schemas.microsoft.com/office/word/2012/wordml" xmlns:w16cex="http://schemas.microsoft.com/office/word/2018/wordml/cex" xmlns:w16cid="http://schemas.microsoft.com/office/word/2016/wordml/cid" xmlns:w16="http://schemas.microsoft.com/office/word/2018/wordml" xmlns:w16du="http://schemas.microsoft.com/office/word/2023/wordml/word16du" xmlns:w16sdtdh="http://schemas.microsoft.com/office/word/2020/wordml/sdtdatahash" xmlns:w16sdtfl="http://schemas.microsoft.com/office/word/2024/wordml/sdtformatlock" xmlns:w16se="http://schemas.microsoft.com/office/word/2015/wordml/symex" mc:Ignorable="w14 w15 w16se w16cid w16 w16cex w16sdtdh w16sdtfl w16du">
+<w:styles xmlns:mc="http://schemas.openxmlformats.org/markup-compatibility/2006" xmlns:r="http://schemas.openxmlformats.org/officeDocument/2006/relationships" xmlns:w="http://schemas.openxmlformats.org/wordprocessingml/2006/main" xmlns:w14="http://schemas.microsoft.com/office/word/2010/wordml" xmlns:w15="http://schemas.microsoft.com/office/word/2012/wordml" xmlns:w16cex="http://schemas.microsoft.com/office/word/2018/wordml/cex" xmlns:w16cid="http://schemas.microsoft.com/office/word/2016/wordml/cid" xmlns:w16="http://schemas.microsoft.com/office/word/2018/wordml" xmlns:w16sdtdh="http://schemas.microsoft.com/office/word/2020/wordml/sdtdatahash" xmlns:w16se="http://schemas.microsoft.com/office/word/2015/wordml/symex" mc:Ignorable="w14 w15 w16se w16cid w16 w16cex w16sdtdh">
   <w:docDefaults>
     <w:rPrDefault>
       <w:rPr>
